--- a/benchmark/outputs/gold/ocr_scan_006_C.docx
+++ b/benchmark/outputs/gold/ocr_scan_006_C.docx
@@ -3,28 +3,61 @@
 <w:document xmlns:wpc="http://schemas.microsoft.com/office/word/2010/wordprocessingCanvas" xmlns:mo="http://schemas.microsoft.com/office/mac/office/2008/main" xmlns:mc="http://schemas.openxmlformats.org/markup-compatibility/2006" xmlns:mv="urn:schemas-microsoft-com:mac:vml" xmlns:o="urn:schemas-microsoft-com:office:office" xmlns:r="http://schemas.openxmlformats.org/officeDocument/2006/relationships" xmlns:m="http://schemas.openxmlformats.org/officeDocument/2006/math" xmlns:v="urn:schemas-microsoft-com:vml" xmlns:wp14="http://schemas.microsoft.com/office/word/2010/wordprocessingDrawing" xmlns:wp="http://schemas.openxmlformats.org/drawingml/2006/wordprocessingDrawing" xmlns:w10="urn:schemas-microsoft-com:office:word" xmlns:w="http://schemas.openxmlformats.org/wordprocessingml/2006/main" xmlns:w14="http://schemas.microsoft.com/office/word/2010/wordml" xmlns:wpg="http://schemas.microsoft.com/office/word/2010/wordprocessingGroup" xmlns:wpi="http://schemas.microsoft.com/office/word/2010/wordprocessingInk" xmlns:wne="http://schemas.microsoft.com/office/word/2006/wordml" xmlns:wps="http://schemas.microsoft.com/office/word/2010/wordprocessingShape" mc:Ignorable="w14 wp14">
   <w:body>
     <w:p>
+      <w:pPr>
+        <w:pStyle w:val="Heading1"/>
+      </w:pPr>
       <w:r>
-        <w:t>INTEROFFICE MEMORANDUM DATE: Nov 8, 2022</w:t>
+        <w:t>IRONWOOD SOLUTIONS INTEROFFICE MEMORANDUM</w:t>
       </w:r>
     </w:p>
     <w:p>
       <w:r>
-        <w:t>TO: James Larsen FROM: Kenji Smith SUBJECT: Q3 budget review.</w:t>
+        <w:t>DATE:</w:t>
       </w:r>
     </w:p>
     <w:p>
       <w:r>
-        <w:t>Flexible service plans jet you scale support UP or down as your needs change. From initial planning through final handoff, 4 dedicated coordinator manages every detail. We combine practical experience with modern tooling to keep projects on time and on budget..</w:t>
+        <w:t>Nov 8, 2022</w:t>
       </w:r>
     </w:p>
     <w:p>
       <w:r>
-        <w:t>Clients rely on us for clear communication, transparent pricing, and dependable delivery- From: initial planning through final handoff, 4 dedicated coordinator manages every detail. Flexible service plans let you scale support up oF down as your needs change.</w:t>
+        <w:t>TO:</w:t>
       </w:r>
     </w:p>
     <w:p>
       <w:r>
-        <w:t>Our team works with organizations of every size to deliver measurable results on schedule. Clients rely on us for clear communication, transparent pricing, and dependable delivery. We maintain 4 97% on-time completion rate across all active accounts. We combine practical experience with modern tooling to keep projects on time and on budget.</w:t>
+        <w:t>James Larsen</w:t>
+      </w:r>
+    </w:p>
+    <w:p>
+      <w:r>
+        <w:t>FROM:</w:t>
+      </w:r>
+    </w:p>
+    <w:p>
+      <w:r>
+        <w:t>Kenji Smith</w:t>
+      </w:r>
+    </w:p>
+    <w:p>
+      <w:r>
+        <w:t>SUBJECT: Q3 budget review</w:t>
+      </w:r>
+    </w:p>
+    <w:p>
+      <w:r>
+        <w:t>Flexible service plans let you scale support up or down as your needs change. From initial planning through final handoff, a dedicated coordinator manages every detail. We combine practical experience with modern tooling to keep projects on time and on budget.</w:t>
+      </w:r>
+    </w:p>
+    <w:p>
+      <w:r>
+        <w:t>Clients rely on us for clear communication, transparent pricing, and dependable delivery. Frominitial planning through final handoff, a dedicated coordinator manages every detail. Flexible service plans let you scale support up or down as your needs change.</w:t>
+      </w:r>
+    </w:p>
+    <w:p>
+      <w:r>
+        <w:t>Our team works with organizations of every size to deliver measurable results on schedule. Clients rely on us for.clear communication, transparent pricing, and dependable delivery. We maintain a 97% on-time completion rate across all active accounts. We combine practical experience with modern tooling to keep projects on time and on budget.</w:t>
       </w:r>
     </w:p>
     <w:p>
